--- a/src/OpenXmlHtml.Tests/WordBorderTests.ParagraphBorderAllSides.DotNet.verified.docx
+++ b/src/OpenXmlHtml.Tests/WordBorderTests.ParagraphBorderAllSides.DotNet.verified.docx
@@ -12,9 +12,6 @@
         </w:pBdr>
       </w:pPr>
       <w:r>
-        <w:rPr>
-          <w:bdr w:val="single" w:color="333333" w:sz="6" w:space="1"/>
-        </w:rPr>
         <w:t xml:space="preserve">Bordered paragraph</w:t>
       </w:r>
     </w:p>
